--- a/Report/IPL 2025 Auction Strategy.docx
+++ b/Report/IPL 2025 Auction Strategy.docx
@@ -389,36 +389,12 @@
           <w:sz w:val="32"/>
           <w:szCs w:val="32"/>
         </w:rPr>
-        <w:t>Data</w:t>
-      </w:r>
-      <w:r>
-        <w:rPr>
-          <w:color w:val="4472C4" w:themeColor="accent1"/>
-          <w:sz w:val="32"/>
-          <w:szCs w:val="32"/>
-        </w:rPr>
-        <w:t xml:space="preserve"> Collection</w:t>
-      </w:r>
-      <w:r>
-        <w:rPr>
-          <w:color w:val="4472C4" w:themeColor="accent1"/>
-          <w:sz w:val="32"/>
-          <w:szCs w:val="32"/>
-        </w:rPr>
-        <w:t xml:space="preserve"> </w:t>
-      </w:r>
-    </w:p>
-    <w:p>
-      <w:r>
-        <w:t xml:space="preserve">Six structured CSV files were assembled and cleaned specifically for IPL 2025. Player statistics were scraped from </w:t>
-      </w:r>
-      <w:proofErr w:type="gramStart"/>
-      <w:r>
-        <w:t>ESPNcricinfo ;</w:t>
-      </w:r>
-      <w:proofErr w:type="gramEnd"/>
-      <w:r>
-        <w:t xml:space="preserve"> match data was compiled from official IPL scorecards.</w:t>
+        <w:t xml:space="preserve">Data Collection </w:t>
+      </w:r>
+    </w:p>
+    <w:p>
+      <w:r>
+        <w:t>Six structured CSV files were assembled and cleaned specifically for IPL 2025. Player statistics were scraped from ESPNcricinfo ; match data was compiled from official IPL scorecards.</w:t>
       </w:r>
     </w:p>
     <w:tbl>
@@ -564,45 +540,8 @@
             <w:hideMark/>
           </w:tcPr>
           <w:p>
-            <w:proofErr w:type="spellStart"/>
-            <w:r>
-              <w:t>match_num</w:t>
-            </w:r>
-            <w:proofErr w:type="spellEnd"/>
-            <w:r>
-              <w:t xml:space="preserve">, date, team1, team2, winner, </w:t>
-            </w:r>
-            <w:proofErr w:type="spellStart"/>
-            <w:r>
-              <w:t>toss_winner</w:t>
-            </w:r>
-            <w:proofErr w:type="spellEnd"/>
-            <w:r>
-              <w:t xml:space="preserve">, </w:t>
-            </w:r>
-            <w:proofErr w:type="spellStart"/>
-            <w:r>
-              <w:t>toss_decision</w:t>
-            </w:r>
-            <w:proofErr w:type="spellEnd"/>
-            <w:r>
-              <w:t xml:space="preserve">, </w:t>
-            </w:r>
-            <w:proofErr w:type="spellStart"/>
-            <w:r>
-              <w:t>pitch_category</w:t>
-            </w:r>
-            <w:proofErr w:type="spellEnd"/>
-            <w:r>
-              <w:t xml:space="preserve">, </w:t>
-            </w:r>
-            <w:proofErr w:type="spellStart"/>
-            <w:r>
-              <w:t>home_team_at_venue</w:t>
-            </w:r>
-            <w:proofErr w:type="spellEnd"/>
-            <w:r>
-              <w:t xml:space="preserve"> </w:t>
+            <w:r>
+              <w:t xml:space="preserve">match_num, date, team1, team2, winner, toss_winner, toss_decision, pitch_category, home_team_at_venue </w:t>
             </w:r>
           </w:p>
         </w:tc>
@@ -661,23 +600,7 @@
           </w:tcPr>
           <w:p>
             <w:r>
-              <w:t xml:space="preserve">Player, Team, </w:t>
-            </w:r>
-            <w:proofErr w:type="spellStart"/>
-            <w:r>
-              <w:t>Price_Cr</w:t>
-            </w:r>
-            <w:proofErr w:type="spellEnd"/>
-            <w:r>
-              <w:t xml:space="preserve">, MAT, RUNS, AVG, SR, FIFTIES, HUNDREDS, SIXES, </w:t>
-            </w:r>
-            <w:proofErr w:type="spellStart"/>
-            <w:r>
-              <w:t>boundary_pct</w:t>
-            </w:r>
-            <w:proofErr w:type="spellEnd"/>
-            <w:r>
-              <w:t xml:space="preserve"> </w:t>
+              <w:t xml:space="preserve">Player, Team, Price_Cr, MAT, RUNS, AVG, SR, FIFTIES, HUNDREDS, SIXES, boundary_pct </w:t>
             </w:r>
           </w:p>
         </w:tc>
@@ -736,15 +659,7 @@
           </w:tcPr>
           <w:p>
             <w:r>
-              <w:t xml:space="preserve">Player, Team, </w:t>
-            </w:r>
-            <w:proofErr w:type="spellStart"/>
-            <w:r>
-              <w:t>Price_Cr</w:t>
-            </w:r>
-            <w:proofErr w:type="spellEnd"/>
-            <w:r>
-              <w:t xml:space="preserve">, MAT, WKTS, AVG, ECON, SR, FOUR_WKTS, FIVE_WKTS </w:t>
+              <w:t xml:space="preserve">Player, Team, Price_Cr, MAT, WKTS, AVG, ECON, SR, FOUR_WKTS, FIVE_WKTS </w:t>
             </w:r>
           </w:p>
         </w:tc>
@@ -803,29 +718,8 @@
           </w:tcPr>
           <w:p>
             <w:r>
-              <w:t xml:space="preserve">Player, Team, </w:t>
-            </w:r>
-            <w:proofErr w:type="spellStart"/>
-            <w:r>
-              <w:t>Price_Cr</w:t>
-            </w:r>
-            <w:proofErr w:type="spellEnd"/>
-            <w:r>
-              <w:t xml:space="preserve">, RUNS, </w:t>
-            </w:r>
-            <w:proofErr w:type="spellStart"/>
-            <w:r>
-              <w:t>Bat_SR</w:t>
-            </w:r>
-            <w:proofErr w:type="spellEnd"/>
-            <w:r>
-              <w:t xml:space="preserve">, WKTS, ECON, </w:t>
-            </w:r>
-            <w:proofErr w:type="spellStart"/>
-            <w:r>
-              <w:t>Bowl_AVG</w:t>
-            </w:r>
-            <w:proofErr w:type="spellEnd"/>
+              <w:t>Player, Team, Price_Cr, RUNS, Bat_SR, WKTS, ECON, Bowl_AVG</w:t>
+            </w:r>
           </w:p>
         </w:tc>
       </w:tr>
@@ -882,45 +776,8 @@
             <w:hideMark/>
           </w:tcPr>
           <w:p>
-            <w:proofErr w:type="spellStart"/>
-            <w:r>
-              <w:t>match_id</w:t>
-            </w:r>
-            <w:proofErr w:type="spellEnd"/>
-            <w:r>
-              <w:t xml:space="preserve">, over, ball, batter, bowler, </w:t>
-            </w:r>
-            <w:proofErr w:type="spellStart"/>
-            <w:r>
-              <w:t>batter_runs</w:t>
-            </w:r>
-            <w:proofErr w:type="spellEnd"/>
-            <w:r>
-              <w:t xml:space="preserve">, phase, </w:t>
-            </w:r>
-            <w:proofErr w:type="spellStart"/>
-            <w:r>
-              <w:t>bowler_wicket</w:t>
-            </w:r>
-            <w:proofErr w:type="spellEnd"/>
-            <w:r>
-              <w:t xml:space="preserve">, </w:t>
-            </w:r>
-            <w:proofErr w:type="spellStart"/>
-            <w:r>
-              <w:t>bat_team_abbr</w:t>
-            </w:r>
-            <w:proofErr w:type="spellEnd"/>
-            <w:r>
-              <w:t xml:space="preserve">, </w:t>
-            </w:r>
-            <w:proofErr w:type="spellStart"/>
-            <w:r>
-              <w:t>pitch_category</w:t>
-            </w:r>
-            <w:proofErr w:type="spellEnd"/>
-            <w:r>
-              <w:t>"</w:t>
+            <w:r>
+              <w:t>match_id, over, ball, batter, bowler, batter_runs, phase, bowler_wicket, bat_team_abbr, pitch_category"</w:t>
             </w:r>
           </w:p>
         </w:tc>
@@ -979,39 +836,7 @@
           </w:tcPr>
           <w:p>
             <w:r>
-              <w:t xml:space="preserve">Venue, City, </w:t>
-            </w:r>
-            <w:proofErr w:type="spellStart"/>
-            <w:r>
-              <w:t>pitch_type_summary</w:t>
-            </w:r>
-            <w:proofErr w:type="spellEnd"/>
-            <w:r>
-              <w:t xml:space="preserve">, </w:t>
-            </w:r>
-            <w:proofErr w:type="spellStart"/>
-            <w:r>
-              <w:t>pitch_category</w:t>
-            </w:r>
-            <w:proofErr w:type="spellEnd"/>
-            <w:r>
-              <w:t xml:space="preserve">, </w:t>
-            </w:r>
-            <w:proofErr w:type="spellStart"/>
-            <w:r>
-              <w:t>avg_first_innings_score</w:t>
-            </w:r>
-            <w:proofErr w:type="spellEnd"/>
-            <w:r>
-              <w:t xml:space="preserve">, </w:t>
-            </w:r>
-            <w:proofErr w:type="spellStart"/>
-            <w:r>
-              <w:t>Home_Team</w:t>
-            </w:r>
-            <w:proofErr w:type="spellEnd"/>
-            <w:r>
-              <w:t xml:space="preserve"> </w:t>
+              <w:t xml:space="preserve">Venue, City, pitch_type_summary, pitch_category, avg_first_innings_score, Home_Team </w:t>
             </w:r>
           </w:p>
         </w:tc>
@@ -1106,23 +931,7 @@
         </w:numPr>
       </w:pPr>
       <w:r>
-        <w:t xml:space="preserve">Encoded categorical variables: </w:t>
-      </w:r>
-      <w:proofErr w:type="spellStart"/>
-      <w:r>
-        <w:t>pitch_category</w:t>
-      </w:r>
-      <w:proofErr w:type="spellEnd"/>
-      <w:r>
-        <w:t xml:space="preserve">, </w:t>
-      </w:r>
-      <w:proofErr w:type="spellStart"/>
-      <w:r>
-        <w:t>toss_chose_bat</w:t>
-      </w:r>
-      <w:proofErr w:type="spellEnd"/>
-      <w:r>
-        <w:t xml:space="preserve">, team1_is_home, and team2_is_home as binary or ordinal integers. </w:t>
+        <w:t xml:space="preserve">Encoded categorical variables: pitch_category, toss_chose_bat, team1_is_home, and team2_is_home as binary or ordinal integers. </w:t>
       </w:r>
     </w:p>
     <w:p>
@@ -1133,23 +942,7 @@
         </w:numPr>
       </w:pPr>
       <w:r>
-        <w:t>Merged venue metadata (</w:t>
-      </w:r>
-      <w:proofErr w:type="spellStart"/>
-      <w:r>
-        <w:t>avg_first_innings_score</w:t>
-      </w:r>
-      <w:proofErr w:type="spellEnd"/>
-      <w:r>
-        <w:t xml:space="preserve">, </w:t>
-      </w:r>
-      <w:proofErr w:type="spellStart"/>
-      <w:r>
-        <w:t>pitch_type_summary</w:t>
-      </w:r>
-      <w:proofErr w:type="spellEnd"/>
-      <w:r>
-        <w:t xml:space="preserve">) into match-level and BBB datasets via venue name. </w:t>
+        <w:t xml:space="preserve">Merged venue metadata (avg_first_innings_score, pitch_type_summary) into match-level and BBB datasets via venue name. </w:t>
       </w:r>
     </w:p>
     <w:p>
@@ -1309,15 +1102,7 @@
         <w:t xml:space="preserve">Some </w:t>
       </w:r>
       <w:r>
-        <w:t xml:space="preserve">visualizations are made for each of the </w:t>
-      </w:r>
-      <w:proofErr w:type="gramStart"/>
-      <w:r>
-        <w:t>above mentioned</w:t>
-      </w:r>
-      <w:proofErr w:type="gramEnd"/>
-      <w:r>
-        <w:t xml:space="preserve"> topic.</w:t>
+        <w:t>visualizations are made for each of the above mentioned topic.</w:t>
       </w:r>
     </w:p>
     <w:p>
@@ -1514,23 +1299,7 @@
           </w:tcPr>
           <w:p>
             <w:r>
-              <w:t>Wickets×0.50 + (1/</w:t>
-            </w:r>
-            <w:proofErr w:type="gramStart"/>
-            <w:r>
-              <w:t>AVG)×</w:t>
-            </w:r>
-            <w:proofErr w:type="gramEnd"/>
-            <w:r>
-              <w:t>0.25 + (1/</w:t>
-            </w:r>
-            <w:proofErr w:type="gramStart"/>
-            <w:r>
-              <w:t>ECON)×</w:t>
-            </w:r>
-            <w:proofErr w:type="gramEnd"/>
-            <w:r>
-              <w:t xml:space="preserve">0.25 </w:t>
+              <w:t xml:space="preserve">Wickets×0.50 + (1/AVG)×0.25 + (1/ECON)×0.25 </w:t>
             </w:r>
           </w:p>
         </w:tc>
@@ -1790,7 +1559,13 @@
     </w:p>
     <w:p>
       <w:r>
-        <w:t xml:space="preserve">K-Means Clustering (k = 3) </w:t>
+        <w:t xml:space="preserve">K-Means Clustering (k = </w:t>
+      </w:r>
+      <w:r>
+        <w:t>2</w:t>
+      </w:r>
+      <w:r>
+        <w:t xml:space="preserve">) </w:t>
       </w:r>
     </w:p>
     <w:p>
@@ -1808,23 +1583,7 @@
         <w:t>two categories</w:t>
       </w:r>
       <w:r>
-        <w:t xml:space="preserve"> using SR, AVG, RUNS, SIXES, and </w:t>
-      </w:r>
-      <w:proofErr w:type="spellStart"/>
-      <w:r>
-        <w:t>Price_Cr</w:t>
-      </w:r>
-      <w:proofErr w:type="spellEnd"/>
-      <w:r>
-        <w:t xml:space="preserve">. Features were </w:t>
-      </w:r>
-      <w:proofErr w:type="spellStart"/>
-      <w:r>
-        <w:t>StandardScaler</w:t>
-      </w:r>
-      <w:proofErr w:type="spellEnd"/>
-      <w:r>
-        <w:t>-</w:t>
+        <w:t xml:space="preserve"> using SR, AVG, RUNS, SIXES, and Price_Cr. Features were StandardScaler-</w:t>
       </w:r>
       <w:r>
         <w:t xml:space="preserve">for </w:t>
@@ -1842,7 +1601,90 @@
         <w:t>2</w:t>
       </w:r>
       <w:r>
-        <w:t xml:space="preserve"> selected via elbow method. </w:t>
+        <w:t xml:space="preserve"> selected via elbow method</w:t>
+      </w:r>
+    </w:p>
+    <w:p/>
+    <w:p>
+      <w:r>
+        <w:drawing>
+          <wp:inline distT="0" distB="0" distL="0" distR="0" wp14:anchorId="7E5C4A5C" wp14:editId="68D12CF9">
+            <wp:extent cx="5731510" cy="4291330"/>
+            <wp:effectExtent l="0" t="0" r="2540" b="0"/>
+            <wp:docPr id="339495704" name="Picture 1"/>
+            <wp:cNvGraphicFramePr>
+              <a:graphicFrameLocks xmlns:a="http://schemas.openxmlformats.org/drawingml/2006/main" noChangeAspect="1"/>
+            </wp:cNvGraphicFramePr>
+            <a:graphic xmlns:a="http://schemas.openxmlformats.org/drawingml/2006/main">
+              <a:graphicData uri="http://schemas.openxmlformats.org/drawingml/2006/picture">
+                <pic:pic xmlns:pic="http://schemas.openxmlformats.org/drawingml/2006/picture">
+                  <pic:nvPicPr>
+                    <pic:cNvPr id="339495704" name=""/>
+                    <pic:cNvPicPr/>
+                  </pic:nvPicPr>
+                  <pic:blipFill>
+                    <a:blip r:embed="rId5"/>
+                    <a:stretch>
+                      <a:fillRect/>
+                    </a:stretch>
+                  </pic:blipFill>
+                  <pic:spPr>
+                    <a:xfrm>
+                      <a:off x="0" y="0"/>
+                      <a:ext cx="5731510" cy="4291330"/>
+                    </a:xfrm>
+                    <a:prstGeom prst="rect">
+                      <a:avLst/>
+                    </a:prstGeom>
+                  </pic:spPr>
+                </pic:pic>
+              </a:graphicData>
+            </a:graphic>
+          </wp:inline>
+        </w:drawing>
+      </w:r>
+    </w:p>
+    <w:p>
+      <w:r>
+        <w:lastRenderedPageBreak/>
+        <w:t xml:space="preserve"> </w:t>
+      </w:r>
+      <w:r>
+        <w:drawing>
+          <wp:inline distT="0" distB="0" distL="0" distR="0" wp14:anchorId="7F61D1FC" wp14:editId="0360EA59">
+            <wp:extent cx="5731510" cy="4591685"/>
+            <wp:effectExtent l="0" t="0" r="2540" b="0"/>
+            <wp:docPr id="1723621144" name="Picture 1"/>
+            <wp:cNvGraphicFramePr>
+              <a:graphicFrameLocks xmlns:a="http://schemas.openxmlformats.org/drawingml/2006/main" noChangeAspect="1"/>
+            </wp:cNvGraphicFramePr>
+            <a:graphic xmlns:a="http://schemas.openxmlformats.org/drawingml/2006/main">
+              <a:graphicData uri="http://schemas.openxmlformats.org/drawingml/2006/picture">
+                <pic:pic xmlns:pic="http://schemas.openxmlformats.org/drawingml/2006/picture">
+                  <pic:nvPicPr>
+                    <pic:cNvPr id="1723621144" name=""/>
+                    <pic:cNvPicPr/>
+                  </pic:nvPicPr>
+                  <pic:blipFill>
+                    <a:blip r:embed="rId6"/>
+                    <a:stretch>
+                      <a:fillRect/>
+                    </a:stretch>
+                  </pic:blipFill>
+                  <pic:spPr>
+                    <a:xfrm>
+                      <a:off x="0" y="0"/>
+                      <a:ext cx="5731510" cy="4591685"/>
+                    </a:xfrm>
+                    <a:prstGeom prst="rect">
+                      <a:avLst/>
+                    </a:prstGeom>
+                  </pic:spPr>
+                </pic:pic>
+              </a:graphicData>
+            </a:graphic>
+          </wp:inline>
+        </w:drawing>
       </w:r>
     </w:p>
     <w:tbl>
@@ -1906,21 +1748,34 @@
             <w:hideMark/>
           </w:tcPr>
           <w:p>
-            <w:proofErr w:type="spellStart"/>
             <w:r>
               <w:rPr>
                 <w:b/>
                 <w:bCs/>
               </w:rPr>
-              <w:t>Avg</w:t>
-            </w:r>
-            <w:proofErr w:type="spellEnd"/>
+              <w:t>Avg SR</w:t>
+            </w:r>
+          </w:p>
+        </w:tc>
+        <w:tc>
+          <w:tcPr>
+            <w:tcW w:w="0" w:type="auto"/>
+            <w:tcBorders>
+              <w:top w:val="single" w:sz="6" w:space="0" w:color="auto"/>
+              <w:left w:val="single" w:sz="6" w:space="0" w:color="auto"/>
+              <w:bottom w:val="single" w:sz="6" w:space="0" w:color="auto"/>
+              <w:right w:val="single" w:sz="6" w:space="0" w:color="auto"/>
+            </w:tcBorders>
+            <w:vAlign w:val="center"/>
+            <w:hideMark/>
+          </w:tcPr>
+          <w:p>
             <w:r>
               <w:rPr>
                 <w:b/>
                 <w:bCs/>
               </w:rPr>
-              <w:t xml:space="preserve"> SR</w:t>
+              <w:t>Avg AVG</w:t>
             </w:r>
           </w:p>
         </w:tc>
@@ -1937,52 +1792,12 @@
             <w:hideMark/>
           </w:tcPr>
           <w:p>
-            <w:proofErr w:type="spellStart"/>
             <w:r>
               <w:rPr>
                 <w:b/>
                 <w:bCs/>
               </w:rPr>
-              <w:t>Avg</w:t>
-            </w:r>
-            <w:proofErr w:type="spellEnd"/>
-            <w:r>
-              <w:rPr>
-                <w:b/>
-                <w:bCs/>
-              </w:rPr>
-              <w:t xml:space="preserve"> AVG</w:t>
-            </w:r>
-          </w:p>
-        </w:tc>
-        <w:tc>
-          <w:tcPr>
-            <w:tcW w:w="0" w:type="auto"/>
-            <w:tcBorders>
-              <w:top w:val="single" w:sz="6" w:space="0" w:color="auto"/>
-              <w:left w:val="single" w:sz="6" w:space="0" w:color="auto"/>
-              <w:bottom w:val="single" w:sz="6" w:space="0" w:color="auto"/>
-              <w:right w:val="single" w:sz="6" w:space="0" w:color="auto"/>
-            </w:tcBorders>
-            <w:vAlign w:val="center"/>
-            <w:hideMark/>
-          </w:tcPr>
-          <w:p>
-            <w:proofErr w:type="spellStart"/>
-            <w:r>
-              <w:rPr>
-                <w:b/>
-                <w:bCs/>
-              </w:rPr>
-              <w:t>Avg</w:t>
-            </w:r>
-            <w:proofErr w:type="spellEnd"/>
-            <w:r>
-              <w:rPr>
-                <w:b/>
-                <w:bCs/>
-              </w:rPr>
-              <w:t xml:space="preserve"> RUNS</w:t>
+              <w:t>Avg RUNS</w:t>
             </w:r>
           </w:p>
         </w:tc>
@@ -2008,54 +1823,29 @@
                 <w:b/>
                 <w:bCs/>
               </w:rPr>
-              <w:t xml:space="preserve"> </w:t>
-            </w:r>
-            <w:proofErr w:type="spellStart"/>
+              <w:t xml:space="preserve"> Avg Sixes</w:t>
+            </w:r>
+          </w:p>
+        </w:tc>
+        <w:tc>
+          <w:tcPr>
+            <w:tcW w:w="1286" w:type="dxa"/>
+            <w:tcBorders>
+              <w:top w:val="single" w:sz="6" w:space="0" w:color="auto"/>
+              <w:left w:val="single" w:sz="6" w:space="0" w:color="auto"/>
+              <w:bottom w:val="single" w:sz="6" w:space="0" w:color="auto"/>
+              <w:right w:val="single" w:sz="6" w:space="0" w:color="auto"/>
+            </w:tcBorders>
+            <w:vAlign w:val="center"/>
+            <w:hideMark/>
+          </w:tcPr>
+          <w:p>
             <w:r>
               <w:rPr>
                 <w:b/>
                 <w:bCs/>
               </w:rPr>
-              <w:t>Avg</w:t>
-            </w:r>
-            <w:proofErr w:type="spellEnd"/>
-            <w:r>
-              <w:rPr>
-                <w:b/>
-                <w:bCs/>
-              </w:rPr>
-              <w:t xml:space="preserve"> Sixes</w:t>
-            </w:r>
-          </w:p>
-        </w:tc>
-        <w:tc>
-          <w:tcPr>
-            <w:tcW w:w="1286" w:type="dxa"/>
-            <w:tcBorders>
-              <w:top w:val="single" w:sz="6" w:space="0" w:color="auto"/>
-              <w:left w:val="single" w:sz="6" w:space="0" w:color="auto"/>
-              <w:bottom w:val="single" w:sz="6" w:space="0" w:color="auto"/>
-              <w:right w:val="single" w:sz="6" w:space="0" w:color="auto"/>
-            </w:tcBorders>
-            <w:vAlign w:val="center"/>
-            <w:hideMark/>
-          </w:tcPr>
-          <w:p>
-            <w:proofErr w:type="spellStart"/>
-            <w:r>
-              <w:rPr>
-                <w:b/>
-                <w:bCs/>
-              </w:rPr>
-              <w:t>Avg</w:t>
-            </w:r>
-            <w:proofErr w:type="spellEnd"/>
-            <w:r>
-              <w:rPr>
-                <w:b/>
-                <w:bCs/>
-              </w:rPr>
-              <w:t xml:space="preserve"> ₹Cr</w:t>
+              <w:t>Avg ₹Cr</w:t>
             </w:r>
           </w:p>
         </w:tc>
@@ -2360,11 +2150,139 @@
       </w:tr>
     </w:tbl>
     <w:p>
-      <w:r>
+      <w:pPr>
         <w:rPr>
           <w:b/>
           <w:bCs/>
         </w:rPr>
+      </w:pPr>
+    </w:p>
+    <w:p>
+      <w:pPr>
+        <w:rPr>
+          <w:b/>
+          <w:bCs/>
+        </w:rPr>
+      </w:pPr>
+    </w:p>
+    <w:p>
+      <w:pPr>
+        <w:rPr>
+          <w:b/>
+          <w:bCs/>
+        </w:rPr>
+      </w:pPr>
+      <w:r>
+        <w:rPr>
+          <w:b/>
+          <w:bCs/>
+        </w:rPr>
+        <w:lastRenderedPageBreak/>
+        <w:drawing>
+          <wp:inline distT="0" distB="0" distL="0" distR="0" wp14:anchorId="6DA6066E" wp14:editId="15519423">
+            <wp:extent cx="5619750" cy="3714750"/>
+            <wp:effectExtent l="0" t="0" r="0" b="0"/>
+            <wp:docPr id="1052150291" name="Picture 1"/>
+            <wp:cNvGraphicFramePr>
+              <a:graphicFrameLocks xmlns:a="http://schemas.openxmlformats.org/drawingml/2006/main" noChangeAspect="1"/>
+            </wp:cNvGraphicFramePr>
+            <a:graphic xmlns:a="http://schemas.openxmlformats.org/drawingml/2006/main">
+              <a:graphicData uri="http://schemas.openxmlformats.org/drawingml/2006/picture">
+                <pic:pic xmlns:pic="http://schemas.openxmlformats.org/drawingml/2006/picture">
+                  <pic:nvPicPr>
+                    <pic:cNvPr id="1052150291" name=""/>
+                    <pic:cNvPicPr/>
+                  </pic:nvPicPr>
+                  <pic:blipFill>
+                    <a:blip r:embed="rId7"/>
+                    <a:stretch>
+                      <a:fillRect/>
+                    </a:stretch>
+                  </pic:blipFill>
+                  <pic:spPr>
+                    <a:xfrm>
+                      <a:off x="0" y="0"/>
+                      <a:ext cx="5619750" cy="3714750"/>
+                    </a:xfrm>
+                    <a:prstGeom prst="rect">
+                      <a:avLst/>
+                    </a:prstGeom>
+                  </pic:spPr>
+                </pic:pic>
+              </a:graphicData>
+            </a:graphic>
+          </wp:inline>
+        </w:drawing>
+      </w:r>
+    </w:p>
+    <w:p>
+      <w:pPr>
+        <w:rPr>
+          <w:b/>
+          <w:bCs/>
+        </w:rPr>
+      </w:pPr>
+      <w:r>
+        <w:drawing>
+          <wp:inline distT="0" distB="0" distL="0" distR="0" wp14:anchorId="5A0E4304" wp14:editId="702DE81C">
+            <wp:extent cx="5619750" cy="3714750"/>
+            <wp:effectExtent l="0" t="0" r="0" b="0"/>
+            <wp:docPr id="1885465576" name="Picture 1"/>
+            <wp:cNvGraphicFramePr>
+              <a:graphicFrameLocks xmlns:a="http://schemas.openxmlformats.org/drawingml/2006/main" noChangeAspect="1"/>
+            </wp:cNvGraphicFramePr>
+            <a:graphic xmlns:a="http://schemas.openxmlformats.org/drawingml/2006/main">
+              <a:graphicData uri="http://schemas.openxmlformats.org/drawingml/2006/picture">
+                <pic:pic xmlns:pic="http://schemas.openxmlformats.org/drawingml/2006/picture">
+                  <pic:nvPicPr>
+                    <pic:cNvPr id="1885465576" name=""/>
+                    <pic:cNvPicPr/>
+                  </pic:nvPicPr>
+                  <pic:blipFill>
+                    <a:blip r:embed="rId8"/>
+                    <a:stretch>
+                      <a:fillRect/>
+                    </a:stretch>
+                  </pic:blipFill>
+                  <pic:spPr>
+                    <a:xfrm>
+                      <a:off x="0" y="0"/>
+                      <a:ext cx="5619750" cy="3714750"/>
+                    </a:xfrm>
+                    <a:prstGeom prst="rect">
+                      <a:avLst/>
+                    </a:prstGeom>
+                  </pic:spPr>
+                </pic:pic>
+              </a:graphicData>
+            </a:graphic>
+          </wp:inline>
+        </w:drawing>
+      </w:r>
+    </w:p>
+    <w:p>
+      <w:pPr>
+        <w:rPr>
+          <w:b/>
+          <w:bCs/>
+        </w:rPr>
+      </w:pPr>
+    </w:p>
+    <w:p>
+      <w:pPr>
+        <w:rPr>
+          <w:b/>
+          <w:bCs/>
+        </w:rPr>
+      </w:pPr>
+    </w:p>
+    <w:p>
+      <w:r>
+        <w:rPr>
+          <w:b/>
+          <w:bCs/>
+        </w:rPr>
+        <w:lastRenderedPageBreak/>
         <w:t>Key finding:</w:t>
       </w:r>
       <w:r>
@@ -2395,6 +2313,8 @@
         <w:t xml:space="preserve"> players. </w:t>
       </w:r>
     </w:p>
+    <w:p/>
+    <w:p/>
     <w:p>
       <w:pPr>
         <w:rPr>
@@ -2436,23 +2356,7 @@
         </w:numPr>
       </w:pPr>
       <w:r>
-        <w:t xml:space="preserve">Best wickets per Crore: Ashwani Kumar (36.67), </w:t>
-      </w:r>
-      <w:proofErr w:type="spellStart"/>
-      <w:r>
-        <w:t>Vipraj</w:t>
-      </w:r>
-      <w:proofErr w:type="spellEnd"/>
-      <w:r>
-        <w:t xml:space="preserve"> Nigam (22.0), </w:t>
-      </w:r>
-      <w:proofErr w:type="spellStart"/>
-      <w:r>
-        <w:t>Vyshak</w:t>
-      </w:r>
-      <w:proofErr w:type="spellEnd"/>
-      <w:r>
-        <w:t xml:space="preserve"> Vijaykumar (20.0) — the most undervalued bowlers of the season. </w:t>
+        <w:t xml:space="preserve">Best wickets per Crore: Ashwani Kumar (36.67), Vipraj Nigam (22.0), Vyshak Vijaykumar (20.0) — the most undervalued bowlers of the season. </w:t>
       </w:r>
     </w:p>
     <w:p>
@@ -2520,7 +2424,6 @@
     </w:p>
     <w:p>
       <w:r>
-        <w:lastRenderedPageBreak/>
         <w:t xml:space="preserve">Toss, Home Advantage &amp; Pitch Effects </w:t>
       </w:r>
     </w:p>
@@ -2636,15 +2539,7 @@
         </w:numPr>
       </w:pPr>
       <w:r>
-        <w:t xml:space="preserve">Target death-over finishers in the ₹5–10 Cr range — </w:t>
-      </w:r>
-      <w:proofErr w:type="spellStart"/>
-      <w:r>
-        <w:t>Stoinis</w:t>
-      </w:r>
-      <w:proofErr w:type="spellEnd"/>
-      <w:r>
-        <w:t xml:space="preserve">, Shepherd, and Livingstone deliver elite death SR at prices the market has not corrected. </w:t>
+        <w:t xml:space="preserve">Target death-over finishers in the ₹5–10 Cr range — Stoinis, Shepherd, and Livingstone deliver elite death SR at prices the market has not corrected. </w:t>
       </w:r>
     </w:p>
     <w:p>
@@ -2655,6 +2550,7 @@
         </w:numPr>
       </w:pPr>
       <w:r>
+        <w:lastRenderedPageBreak/>
         <w:t xml:space="preserve">Prioritise economy rate over raw wicket count when evaluating bowlers — economy separates elite from average-value bowlers more reliably. </w:t>
       </w:r>
     </w:p>
@@ -5287,6 +5183,7 @@
   <w:style w:type="character" w:default="1" w:styleId="DefaultParagraphFont">
     <w:name w:val="Default Paragraph Font"/>
     <w:uiPriority w:val="1"/>
+    <w:semiHidden/>
     <w:unhideWhenUsed/>
   </w:style>
   <w:style w:type="table" w:default="1" w:styleId="TableNormal">
